--- a/csv_parser/out/RS-EDA/RS-EDA.schema.docx
+++ b/csv_parser/out/RS-EDA/RS-EDA.schema.docx
@@ -116,7 +116,7 @@
             <w:r>
               <w:t>string</w:t>
               <w:br/>
-              <w:t>(REGEX: fr(\.[\w-]+){3,4})</w:t>
+              <w:t>(REGEX: fr(\.[a-zA-Z0-9_-]+){3,4})</w:t>
             </w:r>
           </w:p>
         </w:tc>
@@ -641,7 +641,7 @@
             <w:r>
               <w:t>string</w:t>
               <w:br/>
-              <w:t>(REGEX: fr(\.[\w-]+){2,3})</w:t>
+              <w:t>(REGEX: fr(\.[a-zA-Z0-9_-]+){2,3})</w:t>
             </w:r>
           </w:p>
         </w:tc>
@@ -2350,7 +2350,7 @@
             <w:r>
               <w:t>string</w:t>
               <w:br/>
-              <w:t>(REGEX: ([\w-]+\.){3,4}patient(\.[\w-]+){1,2})</w:t>
+              <w:t>(REGEX: ([a-zA-Z0-9_-]+\.){3,4}patient(\.[a-zA-Z0-9_-]+){1,2})</w:t>
             </w:r>
           </w:p>
         </w:tc>
@@ -2816,7 +2816,7 @@
             <w:r>
               <w:t>string</w:t>
               <w:br/>
-              <w:t>(REGEX: ([\w-]+\.){3,4}patient(\.[\w-]+){1,2})</w:t>
+              <w:t>(REGEX: ([a-zA-Z0-9_-]+\.){3,4}patient(\.[a-zA-Z0-9_-]+){1,2})</w:t>
             </w:r>
           </w:p>
         </w:tc>
@@ -2952,7 +2952,7 @@
             <w:r>
               <w:t>string</w:t>
               <w:br/>
-              <w:t>(REGEX: ([\w-]+\.){3}medicalNote(\.[\w-]+){1,2})</w:t>
+              <w:t>(REGEX: ([a-zA-Z0-9_-]+\.){3}medicalNote(\.[a-zA-Z0-9_-]+){1,2})</w:t>
             </w:r>
           </w:p>
         </w:tc>

--- a/csv_parser/out/RS-EDA/RS-EDA.schema.docx
+++ b/csv_parser/out/RS-EDA/RS-EDA.schema.docx
@@ -116,7 +116,7 @@
             <w:r>
               <w:t>string</w:t>
               <w:br/>
-              <w:t>(REGEX: ^([\w-]+\.?){4,10}$)</w:t>
+              <w:t>(REGEX: ^([a-zA-Z0-9_-]+\.?){4,10}$)</w:t>
             </w:r>
           </w:p>
         </w:tc>
@@ -641,7 +641,7 @@
             <w:r>
               <w:t>string</w:t>
               <w:br/>
-              <w:t>(REGEX: ^([\w-]+\.?){4,9}$)</w:t>
+              <w:t>(REGEX: ^([a-zA-Z0-9_-]+\.?){4,9}$)</w:t>
             </w:r>
           </w:p>
         </w:tc>
@@ -2350,7 +2350,7 @@
             <w:r>
               <w:t>string</w:t>
               <w:br/>
-              <w:t>(REGEX: ^([\w-]+\.){3,8}patient(\.[\w-]+){1,2}$)</w:t>
+              <w:t>(REGEX: ^([a-zA-Z0-9_-]+\.){3,8}patient(\.[a-zA-Z0-9_-]+){1,2}$)</w:t>
             </w:r>
           </w:p>
         </w:tc>
@@ -2754,7 +2754,7 @@
             <w:r>
               <w:t>string</w:t>
               <w:br/>
-              <w:t>(REGEX: ^([\w-]+\.){3,8}patient(\.[\w-]+){1,2}$)</w:t>
+              <w:t>(REGEX: ^([a-zA-Z0-9_-]+\.){3,8}patient(\.[a-zA-Z0-9_-]+){1,2}$)</w:t>
             </w:r>
           </w:p>
         </w:tc>
@@ -2890,7 +2890,7 @@
             <w:r>
               <w:t>string</w:t>
               <w:br/>
-              <w:t>(REGEX: ^([\w-]+\.){3,8}medicalNote(\.[\w-]+){1,2}$)</w:t>
+              <w:t>(REGEX: ^([a-zA-Z0-9_-]+\.){3,8}medicalNote(\.[a-zA-Z0-9_-]+){1,2}$)</w:t>
             </w:r>
           </w:p>
         </w:tc>

--- a/csv_parser/out/RS-EDA/RS-EDA.schema.docx
+++ b/csv_parser/out/RS-EDA/RS-EDA.schema.docx
@@ -3949,7 +3949,7 @@
           </w:tcPr>
           <w:p>
             <w:r>
-              <w:t>C07.13.02</w:t>
+              <w:t>R01</w:t>
             </w:r>
           </w:p>
         </w:tc>
@@ -4163,7 +4163,7 @@
           </w:tcPr>
           <w:p>
             <w:r>
-              <w:t>C07.13.02</w:t>
+              <w:t>R01</w:t>
             </w:r>
           </w:p>
         </w:tc>
@@ -4377,7 +4377,7 @@
           </w:tcPr>
           <w:p>
             <w:r>
-              <w:t>C07.13.02</w:t>
+              <w:t>R01</w:t>
             </w:r>
           </w:p>
         </w:tc>
@@ -4591,7 +4591,7 @@
           </w:tcPr>
           <w:p>
             <w:r>
-              <w:t>C07.13.02</w:t>
+              <w:t>R01</w:t>
             </w:r>
           </w:p>
         </w:tc>
@@ -11544,7 +11544,7 @@
           </w:tcPr>
           <w:p>
             <w:r>
-              <w:t>C07.13.02</w:t>
+              <w:t>R01</w:t>
             </w:r>
           </w:p>
         </w:tc>
@@ -11758,7 +11758,7 @@
           </w:tcPr>
           <w:p>
             <w:r>
-              <w:t>C07.13.02</w:t>
+              <w:t>R01</w:t>
             </w:r>
           </w:p>
         </w:tc>

--- a/csv_parser/out/RS-EDA/RS-EDA.schema.docx
+++ b/csv_parser/out/RS-EDA/RS-EDA.schema.docx
@@ -3949,7 +3949,7 @@
           </w:tcPr>
           <w:p>
             <w:r>
-              <w:t>R01</w:t>
+              <w:t>C07.13.02</w:t>
             </w:r>
           </w:p>
         </w:tc>
@@ -4163,7 +4163,7 @@
           </w:tcPr>
           <w:p>
             <w:r>
-              <w:t>R01</w:t>
+              <w:t>C07.13.02</w:t>
             </w:r>
           </w:p>
         </w:tc>
@@ -4377,7 +4377,7 @@
           </w:tcPr>
           <w:p>
             <w:r>
-              <w:t>R01</w:t>
+              <w:t>C07.13.02</w:t>
             </w:r>
           </w:p>
         </w:tc>
@@ -4591,7 +4591,7 @@
           </w:tcPr>
           <w:p>
             <w:r>
-              <w:t>R01</w:t>
+              <w:t>C07.13.02</w:t>
             </w:r>
           </w:p>
         </w:tc>
@@ -11544,7 +11544,7 @@
           </w:tcPr>
           <w:p>
             <w:r>
-              <w:t>R01</w:t>
+              <w:t>C07.13.02</w:t>
             </w:r>
           </w:p>
         </w:tc>
@@ -11758,7 +11758,7 @@
           </w:tcPr>
           <w:p>
             <w:r>
-              <w:t>R01</w:t>
+              <w:t>C07.13.02</w:t>
             </w:r>
           </w:p>
         </w:tc>

--- a/csv_parser/out/RS-EDA/RS-EDA.schema.docx
+++ b/csv_parser/out/RS-EDA/RS-EDA.schema.docx
@@ -325,7 +325,7 @@
             <w:r>
               <w:t>string</w:t>
               <w:br/>
-              <w:t>(NOMENCLATURE: HubSante.filiere)</w:t>
+              <w:t>(https://github.com/ansforge/SAMU-Hub-Config/pull/1057)</w:t>
             </w:r>
           </w:p>
         </w:tc>
